--- a/tillsynsmail/A 3151-2025 tillsynsbegäran mail.docx
+++ b/tillsynsmail/A 3151-2025 tillsynsbegäran mail.docx
@@ -14,7 +14,7 @@
     </w:p>
     <w:p>
       <w:r>
-        <w:t>I det avverkningsanmälda området har 19 naturvårdsarter varav 7 rödlistade arter hittats. Bland annat har knärot (VU, §8) sin livsmiljö i skogen. Observera att utan dispens från Länsstyrelsen är det ett lagbrott att på något sätt skada artens livsmiljö eller ekologiska funktion i området (14 och 15 §§ artskyddsförordningen).</w:t>
+        <w:t>I det avverkningsanmälda området har 20 naturvårdsarter varav 7 rödlistade arter hittats. Bland annat har knärot (VU, §8) sin livsmiljö i skogen. Observera att utan dispens från Länsstyrelsen är det ett lagbrott att på något sätt skada artens livsmiljö eller ekologiska funktion i området (14 och 15 §§ artskyddsförordningen).</w:t>
       </w:r>
     </w:p>
     <w:p>

--- a/tillsynsmail/A 3151-2025 tillsynsbegäran mail.docx
+++ b/tillsynsmail/A 3151-2025 tillsynsbegäran mail.docx
@@ -14,7 +14,7 @@
     </w:p>
     <w:p>
       <w:r>
-        <w:t>I det avverkningsanmälda området har 20 naturvårdsarter varav 7 rödlistade arter hittats. Bland annat har knärot (VU, §8) sin livsmiljö i skogen. Observera att utan dispens från Länsstyrelsen är det ett lagbrott att på något sätt skada artens livsmiljö eller ekologiska funktion i området (14 och 15 §§ artskyddsförordningen).</w:t>
+        <w:t>I det avverkningsanmälda området har 21 naturvårdsarter varav 8 rödlistade arter hittats. Bland annat har knärot (VU, §8) sin livsmiljö i skogen. Observera att utan dispens från Länsstyrelsen är det ett lagbrott att på något sätt skada artens livsmiljö eller ekologiska funktion i området (14 och 15 §§ artskyddsförordningen).</w:t>
       </w:r>
     </w:p>
     <w:p>

--- a/tillsynsmail/A 3151-2025 tillsynsbegäran mail.docx
+++ b/tillsynsmail/A 3151-2025 tillsynsbegäran mail.docx
@@ -14,7 +14,7 @@
     </w:p>
     <w:p>
       <w:r>
-        <w:t>I det avverkningsanmälda området har 21 naturvårdsarter varav 8 rödlistade arter hittats. Bland annat har knärot (VU, §8) sin livsmiljö i skogen. Observera att utan dispens från Länsstyrelsen är det ett lagbrott att på något sätt skada artens livsmiljö eller ekologiska funktion i området (14 och 15 §§ artskyddsförordningen).</w:t>
+        <w:t>I det avverkningsanmälda området har 23 naturvårdsarter varav 9 rödlistade arter hittats. Bland annat har knärot (VU, §8) sin livsmiljö i skogen. Observera att utan dispens från Länsstyrelsen är det ett lagbrott att på något sätt skada artens livsmiljö eller ekologiska funktion i området (14 och 15 §§ artskyddsförordningen).</w:t>
       </w:r>
     </w:p>
     <w:p>

--- a/tillsynsmail/A 3151-2025 tillsynsbegäran mail.docx
+++ b/tillsynsmail/A 3151-2025 tillsynsbegäran mail.docx
@@ -14,7 +14,7 @@
     </w:p>
     <w:p>
       <w:r>
-        <w:t>I det avverkningsanmälda området har 23 naturvårdsarter varav 9 rödlistade arter hittats. Bland annat har knärot (VU, §8) sin livsmiljö i skogen. Observera att utan dispens från Länsstyrelsen är det ett lagbrott att på något sätt skada artens livsmiljö eller ekologiska funktion i området (14 och 15 §§ artskyddsförordningen).</w:t>
+        <w:t>I det avverkningsanmälda området har 24 naturvårdsarter varav 9 rödlistade arter hittats. Bland annat har knärot (VU, §8) sin livsmiljö i skogen. Observera att utan dispens från Länsstyrelsen är det ett lagbrott att på något sätt skada artens livsmiljö eller ekologiska funktion i området (14 och 15 §§ artskyddsförordningen).</w:t>
       </w:r>
     </w:p>
     <w:p>

--- a/tillsynsmail/A 3151-2025 tillsynsbegäran mail.docx
+++ b/tillsynsmail/A 3151-2025 tillsynsbegäran mail.docx
@@ -14,7 +14,7 @@
     </w:p>
     <w:p>
       <w:r>
-        <w:t>I det avverkningsanmälda området har 24 naturvårdsarter varav 9 rödlistade arter hittats. Bland annat har knärot (VU, §8) sin livsmiljö i skogen. Observera att utan dispens från Länsstyrelsen är det ett lagbrott att på något sätt skada artens livsmiljö eller ekologiska funktion i området (14 och 15 §§ artskyddsförordningen).</w:t>
+        <w:t>I det avverkningsanmälda området har 25 naturvårdsarter varav 9 rödlistade arter hittats. Bland annat har knärot (VU, §8) sin livsmiljö i skogen. Observera att utan dispens från Länsstyrelsen är det ett lagbrott att på något sätt skada artens livsmiljö eller ekologiska funktion i området (14 och 15 §§ artskyddsförordningen).</w:t>
       </w:r>
     </w:p>
     <w:p>

--- a/tillsynsmail/A 3151-2025 tillsynsbegäran mail.docx
+++ b/tillsynsmail/A 3151-2025 tillsynsbegäran mail.docx
@@ -14,7 +14,7 @@
     </w:p>
     <w:p>
       <w:r>
-        <w:t>I det avverkningsanmälda området har 25 naturvårdsarter varav 9 rödlistade arter hittats. Bland annat har knärot (VU, §8) sin livsmiljö i skogen. Observera att utan dispens från Länsstyrelsen är det ett lagbrott att på något sätt skada artens livsmiljö eller ekologiska funktion i området (14 och 15 §§ artskyddsförordningen).</w:t>
+        <w:t>I det avverkningsanmälda området har 32 naturvårdsarter varav 10 rödlistade arter hittats. Bland annat har knärot (VU, §8) sin livsmiljö i skogen. Observera att utan dispens från Länsstyrelsen är det ett lagbrott att på något sätt skada artens livsmiljö eller ekologiska funktion i området (14 och 15 §§ artskyddsförordningen).</w:t>
       </w:r>
     </w:p>
     <w:p>

--- a/tillsynsmail/A 3151-2025 tillsynsbegäran mail.docx
+++ b/tillsynsmail/A 3151-2025 tillsynsbegäran mail.docx
@@ -14,7 +14,7 @@
     </w:p>
     <w:p>
       <w:r>
-        <w:t>I det avverkningsanmälda området har 32 naturvårdsarter varav 10 rödlistade arter hittats. Bland annat har knärot (VU, §8) sin livsmiljö i skogen. Observera att utan dispens från Länsstyrelsen är det ett lagbrott att på något sätt skada artens livsmiljö eller ekologiska funktion i området (14 och 15 §§ artskyddsförordningen).</w:t>
+        <w:t>I det avverkningsanmälda området har 36 naturvårdsarter varav 13 rödlistade arter hittats. Bland annat har knärot (VU, §8) sin livsmiljö i skogen. Observera att utan dispens från Länsstyrelsen är det ett lagbrott att på något sätt skada artens livsmiljö eller ekologiska funktion i området (14 och 15 §§ artskyddsförordningen).</w:t>
       </w:r>
     </w:p>
     <w:p>

--- a/tillsynsmail/A 3151-2025 tillsynsbegäran mail.docx
+++ b/tillsynsmail/A 3151-2025 tillsynsbegäran mail.docx
@@ -14,7 +14,7 @@
     </w:p>
     <w:p>
       <w:r>
-        <w:t>I det avverkningsanmälda området har 36 naturvårdsarter varav 13 rödlistade arter hittats. Bland annat har knärot (VU, §8) sin livsmiljö i skogen. Observera att utan dispens från Länsstyrelsen är det ett lagbrott att på något sätt skada artens livsmiljö eller ekologiska funktion i området (14 och 15 §§ artskyddsförordningen).</w:t>
+        <w:t>I det avverkningsanmälda området har 38 naturvårdsarter varav 13 rödlistade arter hittats. Bland annat har knärot (VU, §8) sin livsmiljö i skogen. Observera att utan dispens från Länsstyrelsen är det ett lagbrott att på något sätt skada artens livsmiljö eller ekologiska funktion i området (14 och 15 §§ artskyddsförordningen).</w:t>
       </w:r>
     </w:p>
     <w:p>

--- a/tillsynsmail/A 3151-2025 tillsynsbegäran mail.docx
+++ b/tillsynsmail/A 3151-2025 tillsynsbegäran mail.docx
@@ -14,7 +14,7 @@
     </w:p>
     <w:p>
       <w:r>
-        <w:t>I det avverkningsanmälda området har 38 naturvårdsarter varav 13 rödlistade arter hittats. Bland annat har knärot (VU, §8) sin livsmiljö i skogen. Observera att utan dispens från Länsstyrelsen är det ett lagbrott att på något sätt skada artens livsmiljö eller ekologiska funktion i området (14 och 15 §§ artskyddsförordningen).</w:t>
+        <w:t>I det avverkningsanmälda området har 39 naturvårdsarter varav 13 rödlistade arter hittats. Bland annat har knärot (VU, §8) sin livsmiljö i skogen. Observera att utan dispens från Länsstyrelsen är det ett lagbrott att på något sätt skada artens livsmiljö eller ekologiska funktion i området (14 och 15 §§ artskyddsförordningen).</w:t>
       </w:r>
     </w:p>
     <w:p>

--- a/tillsynsmail/A 3151-2025 tillsynsbegäran mail.docx
+++ b/tillsynsmail/A 3151-2025 tillsynsbegäran mail.docx
@@ -14,7 +14,7 @@
     </w:p>
     <w:p>
       <w:r>
-        <w:t>I det avverkningsanmälda området har 39 naturvårdsarter varav 13 rödlistade arter hittats. Bland annat har knärot (VU, §8) sin livsmiljö i skogen. Observera att utan dispens från Länsstyrelsen är det ett lagbrott att på något sätt skada artens livsmiljö eller ekologiska funktion i området (14 och 15 §§ artskyddsförordningen).</w:t>
+        <w:t>I det avverkningsanmälda området har 40 naturvårdsarter varav 14 rödlistade arter hittats. Bland annat har knärot (VU, §8) sin livsmiljö i skogen. Observera att utan dispens från Länsstyrelsen är det ett lagbrott att på något sätt skada artens livsmiljö eller ekologiska funktion i området (14 och 15 §§ artskyddsförordningen).</w:t>
       </w:r>
     </w:p>
     <w:p>

--- a/tillsynsmail/A 3151-2025 tillsynsbegäran mail.docx
+++ b/tillsynsmail/A 3151-2025 tillsynsbegäran mail.docx
@@ -14,7 +14,7 @@
     </w:p>
     <w:p>
       <w:r>
-        <w:t>I det avverkningsanmälda området har 40 naturvårdsarter varav 14 rödlistade arter hittats. Bland annat har knärot (VU, §8) sin livsmiljö i skogen. Observera att utan dispens från Länsstyrelsen är det ett lagbrott att på något sätt skada artens livsmiljö eller ekologiska funktion i området (14 och 15 §§ artskyddsförordningen).</w:t>
+        <w:t>I det avverkningsanmälda området har 41 naturvårdsarter varav 15 rödlistade arter hittats. Bland annat har knärot (VU, §8) sin livsmiljö i skogen. Observera att utan dispens från Länsstyrelsen är det ett lagbrott att på något sätt skada artens livsmiljö eller ekologiska funktion i området (14 och 15 §§ artskyddsförordningen).</w:t>
       </w:r>
     </w:p>
     <w:p>

--- a/tillsynsmail/A 3151-2025 tillsynsbegäran mail.docx
+++ b/tillsynsmail/A 3151-2025 tillsynsbegäran mail.docx
@@ -14,7 +14,7 @@
     </w:p>
     <w:p>
       <w:r>
-        <w:t>I det avverkningsanmälda området har 41 naturvårdsarter varav 15 rödlistade arter hittats. Bland annat har knärot (VU, §8) sin livsmiljö i skogen. Observera att utan dispens från Länsstyrelsen är det ett lagbrott att på något sätt skada artens livsmiljö eller ekologiska funktion i området (14 och 15 §§ artskyddsförordningen).</w:t>
+        <w:t>I det avverkningsanmälda området har 42 naturvårdsarter varav 16 rödlistade arter hittats. Bland annat har knärot (VU, §8) sin livsmiljö i skogen. Observera att utan dispens från Länsstyrelsen är det ett lagbrott att på något sätt skada artens livsmiljö eller ekologiska funktion i området (14 och 15 §§ artskyddsförordningen).</w:t>
       </w:r>
     </w:p>
     <w:p>

--- a/tillsynsmail/A 3151-2025 tillsynsbegäran mail.docx
+++ b/tillsynsmail/A 3151-2025 tillsynsbegäran mail.docx
@@ -14,7 +14,7 @@
     </w:p>
     <w:p>
       <w:r>
-        <w:t>I det avverkningsanmälda området har 42 naturvårdsarter varav 16 rödlistade arter hittats. Bland annat har knärot (VU, §8) sin livsmiljö i skogen. Observera att utan dispens från Länsstyrelsen är det ett lagbrott att på något sätt skada artens livsmiljö eller ekologiska funktion i området (14 och 15 §§ artskyddsförordningen).</w:t>
+        <w:t>I det avverkningsanmälda området har 50 naturvårdsarter varav 22 rödlistade arter hittats. Bland annat har knärot (VU, T, §8) sin livsmiljö i skogen. Observera att utan dispens från Länsstyrelsen är det ett lagbrott att på något sätt skada artens livsmiljö eller ekologiska funktion i området (14 och 15 §§ artskyddsförordningen).</w:t>
       </w:r>
     </w:p>
     <w:p>

--- a/tillsynsmail/A 3151-2025 tillsynsbegäran mail.docx
+++ b/tillsynsmail/A 3151-2025 tillsynsbegäran mail.docx
@@ -14,7 +14,7 @@
     </w:p>
     <w:p>
       <w:r>
-        <w:t>I det avverkningsanmälda området har 50 naturvårdsarter varav 22 rödlistade arter hittats. Bland annat har knärot (VU, T, §8) sin livsmiljö i skogen. Observera att utan dispens från Länsstyrelsen är det ett lagbrott att på något sätt skada artens livsmiljö eller ekologiska funktion i området (14 och 15 §§ artskyddsförordningen).</w:t>
+        <w:t>I det avverkningsanmälda området har 52 naturvårdsarter varav 23 rödlistade arter hittats. Bland annat har knärot (VU, T, §8) sin livsmiljö i skogen. Observera att utan dispens från Länsstyrelsen är det ett lagbrott att på något sätt skada artens livsmiljö eller ekologiska funktion i området (14 och 15 §§ artskyddsförordningen).</w:t>
       </w:r>
     </w:p>
     <w:p>

--- a/tillsynsmail/A 3151-2025 tillsynsbegäran mail.docx
+++ b/tillsynsmail/A 3151-2025 tillsynsbegäran mail.docx
@@ -14,7 +14,7 @@
     </w:p>
     <w:p>
       <w:r>
-        <w:t>I det avverkningsanmälda området har 52 naturvårdsarter varav 23 rödlistade arter hittats. Bland annat har knärot (VU, T, §8) sin livsmiljö i skogen. Observera att utan dispens från Länsstyrelsen är det ett lagbrott att på något sätt skada artens livsmiljö eller ekologiska funktion i området (14 och 15 §§ artskyddsförordningen).</w:t>
+        <w:t>I det avverkningsanmälda området har 53 naturvårdsarter varav 23 rödlistade arter hittats. Bland annat har knärot (VU, T, §8) sin livsmiljö i skogen. Observera att utan dispens från Länsstyrelsen är det ett lagbrott att på något sätt skada artens livsmiljö eller ekologiska funktion i området (14 och 15 §§ artskyddsförordningen).</w:t>
       </w:r>
     </w:p>
     <w:p>
